--- a/PUBLISHED/biol-8/ALL_FILES/module-04-cellular-function-questions.docx
+++ b/PUBLISHED/biol-8/ALL_FILES/module-04-cellular-function-questions.docx
@@ -3,146 +3,233 @@
 <w:document xmlns:wpc="http://schemas.microsoft.com/office/word/2010/wordprocessingCanvas" xmlns:mo="http://schemas.microsoft.com/office/mac/office/2008/main" xmlns:mc="http://schemas.openxmlformats.org/markup-compatibility/2006" xmlns:mv="urn:schemas-microsoft-com:mac:vml" xmlns:o="urn:schemas-microsoft-com:office:office" xmlns:r="http://schemas.openxmlformats.org/officeDocument/2006/relationships" xmlns:m="http://schemas.openxmlformats.org/officeDocument/2006/math" xmlns:v="urn:schemas-microsoft-com:vml" xmlns:wp14="http://schemas.microsoft.com/office/word/2010/wordprocessingDrawing" xmlns:wp="http://schemas.openxmlformats.org/drawingml/2006/wordprocessingDrawing" xmlns:w10="urn:schemas-microsoft-com:office:word" xmlns:w="http://schemas.openxmlformats.org/wordprocessingml/2006/main" xmlns:w14="http://schemas.microsoft.com/office/word/2010/wordml" xmlns:wpg="http://schemas.microsoft.com/office/word/2010/wordprocessingGroup" xmlns:wpi="http://schemas.microsoft.com/office/word/2010/wordprocessingInk" xmlns:wne="http://schemas.microsoft.com/office/word/2006/wordml" xmlns:wps="http://schemas.microsoft.com/office/word/2010/wordprocessingShape" mc:Ignorable="w14 wp14">
   <w:body>
     <w:p>
+      <w:pPr>
+        <w:pStyle w:val="Heading1"/>
+      </w:pPr>
       <w:r>
         <w:t>Module 04: Cellular Function — Study Questions</w:t>
       </w:r>
     </w:p>
     <w:p>
+      <w:pPr>
+        <w:pStyle w:val="Heading2"/>
+      </w:pPr>
       <w:r>
         <w:t>Cell Theory and Cell Types</w:t>
       </w:r>
     </w:p>
     <w:p>
       <w:r>
+        <w:br/>
+      </w:r>
+      <w:r>
         <w:t>What are the three main principles of cell theory? Explain each principle in your own words.</w:t>
       </w:r>
     </w:p>
     <w:p>
+      <w:r>
+        <w:br/>
+      </w:r>
       <w:r>
         <w:t>Who were some of the scientists that contributed to the development of cell theory, and what were their contributions?</w:t>
       </w:r>
     </w:p>
     <w:p>
       <w:r>
+        <w:br/>
+      </w:r>
+      <w:r>
         <w:t>Why is the cell considered the basic unit of life? What characteristics do all cells share?</w:t>
       </w:r>
     </w:p>
     <w:p>
+      <w:r>
+        <w:br/>
+      </w:r>
       <w:r>
         <w:t>What is the main structural difference between prokaryotic and eukaryotic cells?</w:t>
       </w:r>
     </w:p>
     <w:p>
       <w:r>
+        <w:br/>
+      </w:r>
+      <w:r>
         <w:t>Give two examples of organisms with prokaryotic cells and two examples with eukaryotic cells.</w:t>
       </w:r>
     </w:p>
     <w:p>
       <w:r>
+        <w:br/>
+      </w:r>
+      <w:r>
         <w:t>What structures do both prokaryotic and eukaryotic cells have in common?</w:t>
       </w:r>
     </w:p>
     <w:p>
+      <w:pPr>
+        <w:pStyle w:val="Heading2"/>
+      </w:pPr>
       <w:r>
         <w:t>Cell Organelles and Functions</w:t>
       </w:r>
     </w:p>
     <w:p>
       <w:r>
+        <w:br/>
+      </w:r>
+      <w:r>
         <w:t>What is the function of the nucleus, and why is it called the "control center" of the cell?</w:t>
       </w:r>
     </w:p>
     <w:p>
+      <w:r>
+        <w:br/>
+      </w:r>
       <w:r>
         <w:t>How do ribosomes differ from other organelles in terms of structure, and what is their essential function?</w:t>
       </w:r>
     </w:p>
     <w:p>
       <w:r>
+        <w:br/>
+      </w:r>
+      <w:r>
         <w:t>Compare the functions of rough endoplasmic reticulum and smooth endoplasmic reticulum. Why does the rough ER appear "rough" under a microscope?</w:t>
       </w:r>
     </w:p>
     <w:p>
+      <w:r>
+        <w:br/>
+      </w:r>
       <w:r>
         <w:t>What is the role of the Golgi apparatus in processing and packaging proteins? Where do proteins go after leaving the Golgi?</w:t>
       </w:r>
     </w:p>
     <w:p>
       <w:r>
+        <w:br/>
+      </w:r>
+      <w:r>
         <w:t>What would happen to a cell if its lysosomes stopped functioning properly? Give specific examples of problems that could occur.</w:t>
       </w:r>
     </w:p>
     <w:p>
+      <w:pPr>
+        <w:pStyle w:val="Heading2"/>
+      </w:pPr>
       <w:r>
         <w:t>Energy and Metabolism</w:t>
       </w:r>
     </w:p>
     <w:p>
       <w:r>
+        <w:br/>
+      </w:r>
+      <w:r>
         <w:t>What is the primary function of mitochondria, and why are they called the "powerhouses" of the cell?</w:t>
       </w:r>
     </w:p>
     <w:p>
+      <w:r>
+        <w:br/>
+      </w:r>
       <w:r>
         <w:t>Explain the endosymbiotic theory and describe at least three pieces of evidence that support it.</w:t>
       </w:r>
     </w:p>
     <w:p>
       <w:r>
+        <w:br/>
+      </w:r>
+      <w:r>
         <w:t>Why do plant cells have both mitochondria and chloroplasts? What is the relationship between photosynthesis and cellular respiration?</w:t>
       </w:r>
     </w:p>
     <w:p>
+      <w:pPr>
+        <w:pStyle w:val="Heading2"/>
+      </w:pPr>
       <w:r>
         <w:t>Plant vs. Animal Cells</w:t>
       </w:r>
     </w:p>
     <w:p>
       <w:r>
+        <w:br/>
+      </w:r>
+      <w:r>
         <w:t>What three structures are found in plant cells but NOT in typical animal cells? Describe the function of each.</w:t>
       </w:r>
     </w:p>
     <w:p>
+      <w:r>
+        <w:br/>
+      </w:r>
       <w:r>
         <w:t>How does the cell wall provide advantages to plant cells that animal cells do not have?</w:t>
       </w:r>
     </w:p>
     <w:p>
       <w:r>
+        <w:br/>
+      </w:r>
+      <w:r>
         <w:t>What is the role of the central vacuole in plant cells? How does it differ from vacuoles in animal cells?</w:t>
       </w:r>
     </w:p>
     <w:p>
+      <w:pPr>
+        <w:pStyle w:val="Heading2"/>
+      </w:pPr>
       <w:r>
         <w:t>Cytoskeleton and Cell Structure</w:t>
       </w:r>
     </w:p>
     <w:p>
       <w:r>
+        <w:br/>
+      </w:r>
+      <w:r>
         <w:t>What are the three main components of the cytoskeleton, and what is the function of each?</w:t>
       </w:r>
     </w:p>
     <w:p>
+      <w:r>
+        <w:br/>
+      </w:r>
       <w:r>
         <w:t>How do cilia and flagella differ in structure, number, and the type of movement they produce? Give an example of a cell that uses each.</w:t>
       </w:r>
     </w:p>
     <w:p>
       <w:r>
+        <w:br/>
+      </w:r>
+      <w:r>
         <w:t>How does the cytoskeleton contribute to cell division? What specific structures are involved?</w:t>
       </w:r>
     </w:p>
     <w:p>
+      <w:pPr>
+        <w:pStyle w:val="Heading2"/>
+      </w:pPr>
       <w:r>
         <w:t>Challenge Questions (Optional)</w:t>
       </w:r>
     </w:p>
     <w:p>
       <w:r>
+        <w:br/>
+      </w:r>
+      <w:r>
         <w:t>A cell is placed in a solution and you observe that the lysosomes begin to digest the cell's own organelles. What might be happening, and why would this occur?</w:t>
       </w:r>
     </w:p>
     <w:p>
+      <w:r>
+        <w:br/>
+      </w:r>
       <w:r>
         <w:t>If you were designing a cell to produce and secrete large amounts of protein (like an antibody-producing immune cell), which organelles would you expect to be most abundant? Explain your reasoning.</w:t>
       </w:r>
